--- a/NIEMOpen Business Architecture Committee 07302026.docx
+++ b/NIEMOpen Business Architecture Committee 07302026.docx
@@ -1,6 +1,6 @@
 
 <file path=word/document.xml><?xml version="1.0" encoding="utf-8"?>
-<w:document xmlns:wpc="http://schemas.microsoft.com/office/word/2010/wordprocessingCanvas" xmlns:cx="http://schemas.microsoft.com/office/drawing/2014/chartex" xmlns:cx1="http://schemas.microsoft.com/office/drawing/2015/9/8/chartex" xmlns:cx2="http://schemas.microsoft.com/office/drawing/2015/10/21/chartex" xmlns:cx3="http://schemas.microsoft.com/office/drawing/2016/5/9/chartex" xmlns:cx4="http://schemas.microsoft.com/office/drawing/2016/5/10/chartex" xmlns:cx5="http://schemas.microsoft.com/office/drawing/2016/5/11/chartex" xmlns:cx6="http://schemas.microsoft.com/office/drawing/2016/5/12/chartex" xmlns:cx7="http://schemas.microsoft.com/office/drawing/2016/5/13/chartex" xmlns:cx8="http://schemas.microsoft.com/office/drawing/2016/5/14/chartex" xmlns:mc="http://schemas.openxmlformats.org/markup-compatibility/2006" xmlns:aink="http://schemas.microsoft.com/office/drawing/2016/ink" xmlns:am3d="http://schemas.microsoft.com/office/drawing/2017/model3d" xmlns:o="urn:schemas-microsoft-com:office:office" xmlns:oel="http://schemas.microsoft.com/office/2019/extlst" xmlns:r="http://schemas.openxmlformats.org/officeDocument/2006/relationships" xmlns:m="http://schemas.openxmlformats.org/officeDocument/2006/math" xmlns:v="urn:schemas-microsoft-com:vml" xmlns:wp14="http://schemas.microsoft.com/office/word/2010/wordprocessingDrawing" xmlns:wp="http://schemas.openxmlformats.org/drawingml/2006/wordprocessingDrawing" xmlns:w10="urn:schemas-microsoft-com:office:word" xmlns:w="http://schemas.openxmlformats.org/wordprocessingml/2006/main" xmlns:w14="http://schemas.microsoft.com/office/word/2010/wordml" xmlns:w15="http://schemas.microsoft.com/office/word/2012/wordml" xmlns:w16cei="http://schemas.microsoft.com/office/word/2026/wordml/cei" xmlns:w16cex="http://schemas.microsoft.com/office/word/2018/wordml/cex" xmlns:w16cid="http://schemas.microsoft.com/office/word/2016/wordml/cid" xmlns:w16="http://schemas.microsoft.com/office/word/2018/wordml" xmlns:w16du="http://schemas.microsoft.com/office/word/2023/wordml/word16du" xmlns:w16sdtdh="http://schemas.microsoft.com/office/word/2020/wordml/sdtdatahash" xmlns:w16sdtfl="http://schemas.microsoft.com/office/word/2024/wordml/sdtformatlock" xmlns:w16se="http://schemas.microsoft.com/office/word/2015/wordml/symex" xmlns:wpg="http://schemas.microsoft.com/office/word/2010/wordprocessingGroup" xmlns:wpi="http://schemas.microsoft.com/office/word/2010/wordprocessingInk" xmlns:wne="http://schemas.microsoft.com/office/word/2006/wordml" xmlns:wps="http://schemas.microsoft.com/office/word/2010/wordprocessingShape" mc:Ignorable="w14 w15 w16se w16cid w16 w16cex w16sdtdh w16sdtfl w16du wp14">
+<w:document xmlns:wpc="http://schemas.microsoft.com/office/word/2010/wordprocessingCanvas" xmlns:cx="http://schemas.microsoft.com/office/drawing/2014/chartex" xmlns:cx1="http://schemas.microsoft.com/office/drawing/2015/9/8/chartex" xmlns:cx2="http://schemas.microsoft.com/office/drawing/2015/10/21/chartex" xmlns:cx3="http://schemas.microsoft.com/office/drawing/2016/5/9/chartex" xmlns:cx4="http://schemas.microsoft.com/office/drawing/2016/5/10/chartex" xmlns:cx5="http://schemas.microsoft.com/office/drawing/2016/5/11/chartex" xmlns:cx6="http://schemas.microsoft.com/office/drawing/2016/5/12/chartex" xmlns:cx7="http://schemas.microsoft.com/office/drawing/2016/5/13/chartex" xmlns:cx8="http://schemas.microsoft.com/office/drawing/2016/5/14/chartex" xmlns:mc="http://schemas.openxmlformats.org/markup-compatibility/2006" xmlns:aink="http://schemas.microsoft.com/office/drawing/2016/ink" xmlns:am3d="http://schemas.microsoft.com/office/drawing/2017/model3d" xmlns:o="urn:schemas-microsoft-com:office:office" xmlns:oel="http://schemas.microsoft.com/office/2019/extlst" xmlns:r="http://schemas.openxmlformats.org/officeDocument/2006/relationships" xmlns:m="http://schemas.openxmlformats.org/officeDocument/2006/math" xmlns:v="urn:schemas-microsoft-com:vml" xmlns:wp14="http://schemas.microsoft.com/office/word/2010/wordprocessingDrawing" xmlns:wp="http://schemas.openxmlformats.org/drawingml/2006/wordprocessingDrawing" xmlns:w10="urn:schemas-microsoft-com:office:word" xmlns:w="http://schemas.openxmlformats.org/wordprocessingml/2006/main" xmlns:w14="http://schemas.microsoft.com/office/word/2010/wordml" xmlns:w15="http://schemas.microsoft.com/office/word/2012/wordml" xmlns:w16cex="http://schemas.microsoft.com/office/word/2018/wordml/cex" xmlns:w16cid="http://schemas.microsoft.com/office/word/2016/wordml/cid" xmlns:w16="http://schemas.microsoft.com/office/word/2018/wordml" xmlns:w16du="http://schemas.microsoft.com/office/word/2023/wordml/word16du" xmlns:w16sdtdh="http://schemas.microsoft.com/office/word/2020/wordml/sdtdatahash" xmlns:w16sdtfl="http://schemas.microsoft.com/office/word/2024/wordml/sdtformatlock" xmlns:w16se="http://schemas.microsoft.com/office/word/2015/wordml/symex" xmlns:wpg="http://schemas.microsoft.com/office/word/2010/wordprocessingGroup" xmlns:wpi="http://schemas.microsoft.com/office/word/2010/wordprocessingInk" xmlns:wne="http://schemas.microsoft.com/office/word/2006/wordml" xmlns:wps="http://schemas.microsoft.com/office/word/2010/wordprocessingShape" mc:Ignorable="w14 w15 w16se w16cid w16 w16cex w16sdtdh w16sdtfl w16du wp14">
   <w:body>
     <w:p>
       <w:pPr>
@@ -24,18 +24,8 @@
           <w:bCs/>
           <w:u w:val="single"/>
         </w:rPr>
-        <w:t xml:space="preserve">Date and </w:t>
-      </w:r>
-      <w:proofErr w:type="gramStart"/>
-      <w:r>
-        <w:rPr>
-          <w:b/>
-          <w:bCs/>
-          <w:u w:val="single"/>
-        </w:rPr>
-        <w:t>Time</w:t>
-      </w:r>
-      <w:proofErr w:type="gramEnd"/>
+        <w:t>Date and Time</w:t>
+      </w:r>
       <w:r>
         <w:rPr>
           <w:b/>
@@ -59,7 +49,7 @@
         <w:t xml:space="preserve"> </w:t>
       </w:r>
       <w:r>
-        <w:t>July 30</w:t>
+        <w:t>Sept 24</w:t>
       </w:r>
       <w:r>
         <w:t>, 2026</w:t>
@@ -102,13 +92,12 @@
           <w:b/>
           <w:bCs/>
         </w:rPr>
-        <w:t xml:space="preserve"> ZOOM</w:t>
-      </w:r>
-      <w:r>
-        <w:rPr>
-          <w:b/>
-          <w:bCs/>
-        </w:rPr>
+        <w:t xml:space="preserve"> </w:t>
+      </w:r>
+      <w:r>
+        <w:t>ZOOM</w:t>
+      </w:r>
+      <w:r>
         <w:t xml:space="preserve"> Hub</w:t>
       </w:r>
     </w:p>
@@ -137,7 +126,7 @@
         </w:numPr>
       </w:pPr>
       <w:r>
-        <w:t>PGB meeting summary--Paul Wormeli</w:t>
+        <w:t>Opening and NIEMOpen general update—Kamran Atri</w:t>
       </w:r>
     </w:p>
     <w:p>
@@ -148,7 +137,7 @@
         </w:numPr>
       </w:pPr>
       <w:r>
-        <w:t>Proposal for NBAC meeting structure—Thomas Krul</w:t>
+        <w:t>Overview for developing AI data standards —Angela Foley</w:t>
       </w:r>
     </w:p>
     <w:p>
@@ -159,13 +148,87 @@
         </w:numPr>
       </w:pPr>
       <w:r>
-        <w:t xml:space="preserve">Proposed potential new domain for financial integrity—Paul </w:t>
-      </w:r>
-      <w:proofErr w:type="spellStart"/>
-      <w:r>
-        <w:t>Wormeli</w:t>
-      </w:r>
-      <w:proofErr w:type="spellEnd"/>
+        <w:t>Committee Reports</w:t>
+      </w:r>
+    </w:p>
+    <w:p>
+      <w:pPr>
+        <w:numPr>
+          <w:ilvl w:val="0"/>
+          <w:numId w:val="9"/>
+        </w:numPr>
+        <w:tabs>
+          <w:tab w:val="clear" w:pos="720"/>
+          <w:tab w:val="num" w:pos="1080"/>
+        </w:tabs>
+        <w:ind w:left="1080"/>
+      </w:pPr>
+      <w:r>
+        <w:t>PGB Meeting – Paul Wormeli</w:t>
+      </w:r>
+    </w:p>
+    <w:p>
+      <w:pPr>
+        <w:numPr>
+          <w:ilvl w:val="0"/>
+          <w:numId w:val="9"/>
+        </w:numPr>
+        <w:tabs>
+          <w:tab w:val="clear" w:pos="720"/>
+          <w:tab w:val="num" w:pos="1080"/>
+        </w:tabs>
+        <w:ind w:left="1080"/>
+      </w:pPr>
+      <w:r>
+        <w:t xml:space="preserve">Financial Integrity domain WG – </w:t>
+      </w:r>
+      <w:r>
+        <w:t>Paul Wormeli</w:t>
+      </w:r>
+    </w:p>
+    <w:p>
+      <w:pPr>
+        <w:numPr>
+          <w:ilvl w:val="0"/>
+          <w:numId w:val="10"/>
+        </w:numPr>
+        <w:tabs>
+          <w:tab w:val="clear" w:pos="720"/>
+          <w:tab w:val="num" w:pos="1080"/>
+        </w:tabs>
+        <w:ind w:left="1080"/>
+      </w:pPr>
+      <w:r>
+        <w:t>Forensic Domain update</w:t>
+      </w:r>
+      <w:r>
+        <w:t xml:space="preserve"> - </w:t>
+      </w:r>
+      <w:r>
+        <w:t>Paul Wormeli</w:t>
+      </w:r>
+      <w:r>
+        <w:t xml:space="preserve"> </w:t>
+      </w:r>
+      <w:r>
+        <w:t>and Elena Harper</w:t>
+      </w:r>
+    </w:p>
+    <w:p>
+      <w:pPr>
+        <w:numPr>
+          <w:ilvl w:val="0"/>
+          <w:numId w:val="10"/>
+        </w:numPr>
+        <w:tabs>
+          <w:tab w:val="clear" w:pos="720"/>
+          <w:tab w:val="num" w:pos="1080"/>
+        </w:tabs>
+        <w:ind w:left="1080"/>
+      </w:pPr>
+      <w:r>
+        <w:t>NIEMOpen Community Survey status—Paul and Thomas</w:t>
+      </w:r>
     </w:p>
     <w:p>
       <w:pPr>
@@ -175,32 +238,10 @@
         </w:numPr>
       </w:pPr>
       <w:r>
-        <w:t>Review of Counter UAS Use case—Michael Simcock</w:t>
-      </w:r>
-    </w:p>
-    <w:p>
-      <w:pPr>
-        <w:numPr>
-          <w:ilvl w:val="0"/>
-          <w:numId w:val="8"/>
-        </w:numPr>
-      </w:pPr>
-      <w:r>
-        <w:t>NIEMOpen Community Survey status—Paul and Thomas</w:t>
-      </w:r>
-    </w:p>
-    <w:p>
-      <w:pPr>
-        <w:numPr>
-          <w:ilvl w:val="0"/>
-          <w:numId w:val="8"/>
-        </w:numPr>
-      </w:pPr>
-      <w:r>
         <w:t>NTAC Update—</w:t>
       </w:r>
       <w:r>
-        <w:t>Brad Bollinger</w:t>
+        <w:t>Jim Cabral</w:t>
       </w:r>
     </w:p>
     <w:p>
@@ -229,32 +270,26 @@
       </w:r>
     </w:p>
     <w:p>
-      <w:pPr>
-        <w:ind w:left="360"/>
-      </w:pPr>
-      <w:r>
-        <w:t xml:space="preserve">The meeting focused on providing updates from the Project Governing Board (PGB) meeting and discussing future changes to NBAC meeting structure. Paul reported that NIEM Open is progressing toward ISO standardization, expected to be completed by October, and mentioned the formation of a Financial Integrity Domain working group. Brad </w:t>
-      </w:r>
-      <w:r>
-        <w:t>Bollinger</w:t>
-      </w:r>
-      <w:r>
-        <w:t xml:space="preserve"> from NTAC updated on the user survey, ontological partnerships, and the development of a semantic mapper tool for automated data mapping. Michael Simcock provided updates on counter-UAS initiatives, including NATO's adoption of open architecture standards and the Safer Skies Act implementation. Thomas proposed restructuring NBAC meetings to focus entirely on specific domains to increase engagement and participation, suggesting starting with the Justice domain. The group agreed to have Angela </w:t>
-      </w:r>
-      <w:r>
-        <w:t xml:space="preserve">from </w:t>
-      </w:r>
-      <w:r>
-        <w:t xml:space="preserve">DHS </w:t>
-      </w:r>
-      <w:r>
-        <w:t>O</w:t>
-      </w:r>
-      <w:r>
-        <w:t xml:space="preserve">BIM </w:t>
-      </w:r>
-      <w:r>
-        <w:t>speak at the September meeting about identity management and biometric-related standards, with plans to focus on the Justice domain at the October meeting.</w:t>
+      <w:r>
+        <w:t>The meeting focused on updates and discussions related to AI standards, N</w:t>
+      </w:r>
+      <w:r>
+        <w:t>I</w:t>
+      </w:r>
+      <w:r>
+        <w:t>EM activities, and domain-specific developments. Angela Foley presented an overview of SC37 and SC42, highlighting the scope, working groups, and the volume of standards being developed, and discussed how organizations like NE</w:t>
+      </w:r>
+      <w:r>
+        <w:t>I</w:t>
+      </w:r>
+      <w:r>
+        <w:t>M could contribute to these efforts. Paul summarized the recent PGB meeting, reporting on progress with NE</w:t>
+      </w:r>
+      <w:r>
+        <w:t>I</w:t>
+      </w:r>
+      <w:r>
+        <w:t>M Open's ISO standardization, user survey results, and the creation of a new technical steering committee for communications. He also shared updates on funding, including grants from the Robert Wood Johnson Foundation and a pending application to the National Science Foundation, as well as ongoing work on the forensic and financial integrity domains. Jennifer provided insights into the intersection of ANSI-NIST ITL and ISO standards, and Kamran discussed upcoming updates to the biometric domain. The group also touched on the need for harmonization across domains and the importance of engaging broader participation in future meetings. Thomas concluded by emphasizing the value of domain-focused meetings and the evolving role of AI in information security.</w:t>
       </w:r>
     </w:p>
     <w:p>
@@ -275,7 +310,6 @@
     </w:p>
     <w:p>
       <w:pPr>
-        <w:ind w:left="360"/>
         <w:rPr>
           <w:b/>
           <w:bCs/>
@@ -286,43 +320,34 @@
           <w:b/>
           <w:bCs/>
         </w:rPr>
-        <w:t>Bradley</w:t>
+        <w:t>Angela</w:t>
       </w:r>
     </w:p>
     <w:p>
       <w:pPr>
         <w:numPr>
           <w:ilvl w:val="0"/>
-          <w:numId w:val="2"/>
+          <w:numId w:val="11"/>
         </w:numPr>
       </w:pPr>
       <w:r>
-        <w:t>Prepare a report on the community survey results to bring to NBAC and PGB later this year.</w:t>
+        <w:t>Provide Thomas with Andrew Hughes' (FaceTech) contact information.</w:t>
       </w:r>
     </w:p>
     <w:p>
       <w:pPr>
         <w:numPr>
           <w:ilvl w:val="0"/>
-          <w:numId w:val="2"/>
+          <w:numId w:val="11"/>
         </w:numPr>
       </w:pPr>
       <w:r>
-        <w:t xml:space="preserve">Work with the </w:t>
-      </w:r>
-      <w:r>
-        <w:t>C</w:t>
-      </w:r>
-      <w:r>
-        <w:t>UBRC</w:t>
-      </w:r>
-      <w:r>
-        <w:t xml:space="preserve"> maintainers to develop the NSF PSOS grant proposal, due end of August.</w:t>
+        <w:lastRenderedPageBreak/>
+        <w:t>Be prepared to return for a future NBAC meeting to present again, as some attendees were missing.</w:t>
       </w:r>
     </w:p>
     <w:p>
       <w:pPr>
-        <w:ind w:left="360"/>
         <w:rPr>
           <w:b/>
           <w:bCs/>
@@ -333,47 +358,34 @@
           <w:b/>
           <w:bCs/>
         </w:rPr>
-        <w:t>Kamran Atri-</w:t>
+        <w:t>Elena</w:t>
       </w:r>
     </w:p>
     <w:p>
       <w:pPr>
         <w:numPr>
           <w:ilvl w:val="0"/>
-          <w:numId w:val="3"/>
+          <w:numId w:val="12"/>
         </w:numPr>
       </w:pPr>
       <w:r>
-        <w:lastRenderedPageBreak/>
-        <w:t>Speak to Angela about her work in biometric/identity management and report back to Paul, Thomas, and Michael.</w:t>
+        <w:t xml:space="preserve">Organize a meeting to introduce the </w:t>
+      </w:r>
+      <w:r>
+        <w:t>F</w:t>
+      </w:r>
+      <w:r>
+        <w:t xml:space="preserve">orensic domain Tiger teams and provide a status update at the next </w:t>
+      </w:r>
+      <w:r>
+        <w:t>F</w:t>
+      </w:r>
+      <w:r>
+        <w:t>orensic subcommittee meeting.</w:t>
       </w:r>
     </w:p>
     <w:p>
       <w:pPr>
-        <w:numPr>
-          <w:ilvl w:val="0"/>
-          <w:numId w:val="3"/>
-        </w:numPr>
-      </w:pPr>
-      <w:r>
-        <w:t xml:space="preserve">Arrange for Angela </w:t>
-      </w:r>
-      <w:r>
-        <w:t xml:space="preserve">(OBIM) </w:t>
-      </w:r>
-      <w:r>
-        <w:t>to sp</w:t>
-      </w:r>
-      <w:r>
-        <w:t>eak at the September NBAC meeting.</w:t>
-      </w:r>
-    </w:p>
-    <w:p>
-      <w:pPr>
-        <w:tabs>
-          <w:tab w:val="left" w:pos="3084"/>
-        </w:tabs>
-        <w:ind w:left="360"/>
         <w:rPr>
           <w:b/>
           <w:bCs/>
@@ -384,37 +396,28 @@
           <w:b/>
           <w:bCs/>
         </w:rPr>
-        <w:t>Michael Simcock</w:t>
-      </w:r>
-      <w:r>
-        <w:rPr>
-          <w:b/>
-          <w:bCs/>
-        </w:rPr>
-        <w:tab/>
-        <w:t xml:space="preserve"> </w:t>
+        <w:t>Kamran</w:t>
       </w:r>
     </w:p>
     <w:p>
       <w:pPr>
         <w:numPr>
           <w:ilvl w:val="0"/>
-          <w:numId w:val="4"/>
+          <w:numId w:val="13"/>
         </w:numPr>
       </w:pPr>
       <w:r>
-        <w:t xml:space="preserve">Work with Christina </w:t>
-      </w:r>
-      <w:r>
-        <w:t xml:space="preserve">Bapst-Stump </w:t>
-      </w:r>
-      <w:r>
-        <w:t>to reach out to the new Chief Data Officer at DHS S&amp;T to discuss how NIEM could assist with their Databricks efforts.</w:t>
+        <w:t xml:space="preserve">Work with </w:t>
+      </w:r>
+      <w:r>
+        <w:t xml:space="preserve">Angela and </w:t>
+      </w:r>
+      <w:r>
+        <w:t>Ramsey to organize a presentation for the next NBAC meeting focused on the biometric domain, including new modalities and harmonization issues.</w:t>
       </w:r>
     </w:p>
     <w:p>
       <w:pPr>
-        <w:ind w:left="360"/>
         <w:rPr>
           <w:b/>
           <w:bCs/>
@@ -432,33 +435,88 @@
       <w:pPr>
         <w:numPr>
           <w:ilvl w:val="0"/>
-          <w:numId w:val="5"/>
+          <w:numId w:val="14"/>
         </w:numPr>
       </w:pPr>
       <w:r>
-        <w:t>Evaluate the contribution of the "ontology mapper" tool and facilitate testing by interested parties.</w:t>
+        <w:t>Proceed with the creation of a new OASIS Technical Steering Committee (TSC) for communications and outreach, and recruit members for it.</w:t>
       </w:r>
     </w:p>
     <w:p>
       <w:pPr>
         <w:numPr>
           <w:ilvl w:val="0"/>
-          <w:numId w:val="5"/>
+          <w:numId w:val="14"/>
         </w:numPr>
       </w:pPr>
       <w:r>
-        <w:t xml:space="preserve">Be prepared to give a presentation to the DHS Chief Data Officers if a meeting </w:t>
-      </w:r>
-      <w:r>
-        <w:t>can be</w:t>
-      </w:r>
-      <w:r>
-        <w:t xml:space="preserve"> set up by Michael Simcock.</w:t>
+        <w:t xml:space="preserve">Convene a harmonization committee (or subset of NBAC) to address placement and design of new data components from the </w:t>
+      </w:r>
+      <w:r>
+        <w:t>F</w:t>
+      </w:r>
+      <w:r>
+        <w:t xml:space="preserve">orensic and </w:t>
+      </w:r>
+      <w:r>
+        <w:t>B</w:t>
+      </w:r>
+      <w:r>
+        <w:t>iometric domains.</w:t>
       </w:r>
     </w:p>
     <w:p>
       <w:pPr>
-        <w:ind w:left="360"/>
+        <w:numPr>
+          <w:ilvl w:val="0"/>
+          <w:numId w:val="14"/>
+        </w:numPr>
+      </w:pPr>
+      <w:r>
+        <w:t>Submit the grant application for the BFO and N</w:t>
+      </w:r>
+      <w:r>
+        <w:t>I</w:t>
+      </w:r>
+      <w:r>
+        <w:t>EM pilot project in the second round (March).</w:t>
+      </w:r>
+    </w:p>
+    <w:p>
+      <w:pPr>
+        <w:numPr>
+          <w:ilvl w:val="0"/>
+          <w:numId w:val="14"/>
+        </w:numPr>
+      </w:pPr>
+      <w:r>
+        <w:t>Finalize the grant approval from the Robert Wood Johnson Foundation.</w:t>
+      </w:r>
+    </w:p>
+    <w:p>
+      <w:pPr>
+        <w:numPr>
+          <w:ilvl w:val="0"/>
+          <w:numId w:val="14"/>
+        </w:numPr>
+      </w:pPr>
+      <w:r>
+        <w:t>Await the outcome of the National Science Foundation grant application.</w:t>
+      </w:r>
+    </w:p>
+    <w:p>
+      <w:pPr>
+        <w:numPr>
+          <w:ilvl w:val="0"/>
+          <w:numId w:val="14"/>
+        </w:numPr>
+      </w:pPr>
+      <w:r>
+        <w:t>Oversee the funding and work of GTRI to complete API 2.0 and tool development, and to ingest forensic domain data elements for NEEM 6.1.</w:t>
+      </w:r>
+    </w:p>
+    <w:p>
+      <w:pPr>
         <w:rPr>
           <w:b/>
           <w:bCs/>
@@ -476,247 +534,36 @@
       <w:pPr>
         <w:numPr>
           <w:ilvl w:val="0"/>
-          <w:numId w:val="6"/>
+          <w:numId w:val="15"/>
         </w:numPr>
       </w:pPr>
       <w:r>
-        <w:t xml:space="preserve">Provide the basic </w:t>
-      </w:r>
-      <w:r>
-        <w:t xml:space="preserve">NBAC Meeting </w:t>
-      </w:r>
-      <w:r>
-        <w:t>agenda and call for the proposed domain-focused NBAC meeting.</w:t>
+        <w:t>Push forward with organizing a single-domain focused NBAC meeting, inviting industry and other governmental bodies to participate.</w:t>
       </w:r>
     </w:p>
     <w:p>
-      <w:pPr>
-        <w:ind w:left="360"/>
+      <w:r>
         <w:rPr>
           <w:b/>
           <w:bCs/>
         </w:rPr>
-      </w:pPr>
-      <w:r>
-        <w:rPr>
-          <w:b/>
-          <w:bCs/>
-        </w:rPr>
-        <w:t>Collaboration</w:t>
+        <w:t>Attendees</w:t>
+      </w:r>
+      <w:r>
+        <w:t xml:space="preserve">: </w:t>
+      </w:r>
+      <w:r>
+        <w:t>Michael Simcock</w:t>
+      </w:r>
+      <w:r>
+        <w:t xml:space="preserve"> (Organizer), Ramon Reyes (External), Vamsikrishna Kondannagari DHS OBIM (External), Jennifer Stathakis (External), Brian Harrig (External), Elena Harner (External), Jim Cabral (External), Thomas Krul (External), Paul Wormeli (External), Kamran (External), April Mitchell (FBI) (External), Angela Foley (DHS OBIM) (External)</w:t>
       </w:r>
     </w:p>
     <w:p>
-      <w:pPr>
-        <w:numPr>
-          <w:ilvl w:val="0"/>
-          <w:numId w:val="7"/>
-        </w:numPr>
-      </w:pPr>
-      <w:r>
-        <w:t>Thomas and Paul: Start planning to focus the October NBAC meeting on the Justice domain, including outreach to relevant stakeholders.</w:t>
+      <w:r>
+        <w:t>NBAC OASIS mailing list: niemopen-nbactsc@lists.oasis-open-projects.org</w:t>
       </w:r>
     </w:p>
-    <w:p>
-      <w:pPr>
-        <w:ind w:left="360"/>
-        <w:rPr>
-          <w:b/>
-          <w:bCs/>
-        </w:rPr>
-      </w:pPr>
-      <w:r>
-        <w:rPr>
-          <w:b/>
-          <w:bCs/>
-        </w:rPr>
-        <w:t>Summary</w:t>
-      </w:r>
-    </w:p>
-    <w:p>
-      <w:pPr>
-        <w:ind w:left="360"/>
-        <w:rPr>
-          <w:b/>
-          <w:bCs/>
-        </w:rPr>
-      </w:pPr>
-      <w:r>
-        <w:rPr>
-          <w:b/>
-          <w:bCs/>
-        </w:rPr>
-        <w:t>NIEM Project Updates and Initiatives</w:t>
-      </w:r>
-    </w:p>
-    <w:p>
-      <w:pPr>
-        <w:ind w:left="360"/>
-      </w:pPr>
-      <w:r>
-        <w:t xml:space="preserve">Paul provided updates on the Project Governing Board meeting, including progress on establishing NIEM Open as an ISO standard, expected to be finalized by October, and the development of a </w:t>
-      </w:r>
-      <w:r>
-        <w:t>F</w:t>
-      </w:r>
-      <w:r>
-        <w:t>orensics domain with multiple subcommittees. He announced a new working group formed to explore the creation of a financial integrity domain focused on countering fraud, waste, and abuse, with plans to draft a charter for NBAC approval. The community survey on NIEM needs is ongoing, and efforts to recruit sponsors and volunteers are underway to address funding gaps caused by the loss of DOD support.</w:t>
-      </w:r>
-    </w:p>
-    <w:p>
-      <w:pPr>
-        <w:ind w:left="360"/>
-        <w:rPr>
-          <w:b/>
-          <w:bCs/>
-        </w:rPr>
-      </w:pPr>
-      <w:r>
-        <w:rPr>
-          <w:b/>
-          <w:bCs/>
-        </w:rPr>
-        <w:t>NTAC Initiatives and Updates</w:t>
-      </w:r>
-    </w:p>
-    <w:p>
-      <w:pPr>
-        <w:ind w:left="360"/>
-      </w:pPr>
-      <w:r>
-        <w:t xml:space="preserve">Bradley provided updates on several NTAC initiatives, including a user survey coordinated by IGES expected to close end of week, a potential $1.5 million National Science Foundation grant for secure </w:t>
-      </w:r>
-      <w:proofErr w:type="gramStart"/>
-      <w:r>
-        <w:t>open source</w:t>
-      </w:r>
-      <w:proofErr w:type="gramEnd"/>
-      <w:r>
-        <w:t xml:space="preserve"> environments involving common core ontologies, and development of a semantic mapper tool that requires large language models. Paul clarified </w:t>
-      </w:r>
-      <w:r>
-        <w:lastRenderedPageBreak/>
-        <w:t xml:space="preserve">that the new tool should be referred to as the ontology mapper and is designed to automate data mapping to OASIS NIEM naming and design rules. </w:t>
-      </w:r>
-    </w:p>
-    <w:p>
-      <w:pPr>
-        <w:ind w:left="360"/>
-        <w:rPr>
-          <w:b/>
-          <w:bCs/>
-        </w:rPr>
-      </w:pPr>
-      <w:r>
-        <w:rPr>
-          <w:b/>
-          <w:bCs/>
-        </w:rPr>
-        <w:t>Drone Technology and Reporting Updates</w:t>
-      </w:r>
-    </w:p>
-    <w:p>
-      <w:pPr>
-        <w:ind w:left="360"/>
-      </w:pPr>
-      <w:r>
-        <w:t>Michael Simcock</w:t>
-      </w:r>
-      <w:r>
-        <w:t xml:space="preserve"> provided updates on two major areas: NATO's adoption of open architecture standards for counter-UAS technology and the implementation of the Safer Skies Act for uniform data reporting by law enforcement agencies. He also reported on DHS's World Cup efforts, which detected 1,600 authorized drone runs and successfully mitigated 700 situations, with the Department of Transportation confirming these data sharing protocols will be used for the 2028 Los Angeles Olympics. Paul inquired about funding for name-conformant message exchange for drone information, to which </w:t>
-      </w:r>
-      <w:r>
-        <w:t xml:space="preserve">Michael </w:t>
-      </w:r>
-      <w:r>
-        <w:t>responded that this initiative is currently on hold pending the implementation of Databricks for improved reporting.</w:t>
-      </w:r>
-    </w:p>
-    <w:p>
-      <w:pPr>
-        <w:ind w:left="360"/>
-        <w:rPr>
-          <w:b/>
-          <w:bCs/>
-        </w:rPr>
-      </w:pPr>
-      <w:r>
-        <w:rPr>
-          <w:b/>
-          <w:bCs/>
-        </w:rPr>
-        <w:t>Domain-Focused OASIS Engagement Strategy</w:t>
-      </w:r>
-    </w:p>
-    <w:p>
-      <w:pPr>
-        <w:ind w:left="360"/>
-      </w:pPr>
-      <w:r>
-        <w:t xml:space="preserve">Thomas proposed a new approach to increase engagement in OASIS NIEM business architecture meetings by focusing on specific domains rather than general OASIS NIEM business. The group agreed to start with </w:t>
-      </w:r>
-      <w:proofErr w:type="gramStart"/>
-      <w:r>
-        <w:t xml:space="preserve">the </w:t>
-      </w:r>
-      <w:r>
-        <w:t>J</w:t>
-      </w:r>
-      <w:r>
-        <w:t>ustice</w:t>
-      </w:r>
-      <w:proofErr w:type="gramEnd"/>
-      <w:r>
-        <w:t xml:space="preserve"> domain as their first test case, with plans to have Angela</w:t>
-      </w:r>
-      <w:r>
-        <w:t xml:space="preserve"> (</w:t>
-      </w:r>
-      <w:r>
-        <w:t>O</w:t>
-      </w:r>
-      <w:r>
-        <w:t>BIM)</w:t>
-      </w:r>
-      <w:r>
-        <w:t xml:space="preserve"> speak at the September meeting about identity management developments and then focus on justice domain engagement in the October meeting. Michael offered to help reach out to DHS chief data officers, and Thomas committed to providing the basic meeting materials and agenda for domain-focused discussions.</w:t>
-      </w:r>
-    </w:p>
-    <w:p>
-      <w:pPr>
-        <w:ind w:left="360"/>
-      </w:pPr>
-      <w:r>
-        <w:t xml:space="preserve">Attendees: </w:t>
-      </w:r>
-      <w:r>
-        <w:t>1</w:t>
-      </w:r>
-      <w:r>
-        <w:t>0</w:t>
-      </w:r>
-      <w:r>
-        <w:t xml:space="preserve"> attendees on ZOOM Call</w:t>
-      </w:r>
-    </w:p>
-    <w:p>
-      <w:pPr>
-        <w:ind w:left="360"/>
-      </w:pPr>
-      <w:r>
-        <w:t>NBAC OASIS mailing list: niemopen-nbactsc@lists.oasis-open-projects.org</w:t>
-      </w:r>
-    </w:p>
-    <w:p>
-      <w:pPr>
-        <w:ind w:left="360"/>
-      </w:pPr>
-    </w:p>
-    <w:p>
-      <w:pPr>
-        <w:ind w:left="720"/>
-      </w:pPr>
-    </w:p>
-    <w:p/>
     <w:sectPr>
       <w:pgSz w:w="12240" w:h="15840"/>
       <w:pgMar w:top="1440" w:right="1440" w:bottom="1440" w:left="1440" w:header="720" w:footer="720" w:gutter="0"/>
@@ -728,7 +575,7 @@
 </file>
 
 <file path=word/numbering.xml><?xml version="1.0" encoding="utf-8"?>
-<w:numbering xmlns:wpc="http://schemas.microsoft.com/office/word/2010/wordprocessingCanvas" xmlns:cx="http://schemas.microsoft.com/office/drawing/2014/chartex" xmlns:cx1="http://schemas.microsoft.com/office/drawing/2015/9/8/chartex" xmlns:cx2="http://schemas.microsoft.com/office/drawing/2015/10/21/chartex" xmlns:cx3="http://schemas.microsoft.com/office/drawing/2016/5/9/chartex" xmlns:cx4="http://schemas.microsoft.com/office/drawing/2016/5/10/chartex" xmlns:cx5="http://schemas.microsoft.com/office/drawing/2016/5/11/chartex" xmlns:cx6="http://schemas.microsoft.com/office/drawing/2016/5/12/chartex" xmlns:cx7="http://schemas.microsoft.com/office/drawing/2016/5/13/chartex" xmlns:cx8="http://schemas.microsoft.com/office/drawing/2016/5/14/chartex" xmlns:mc="http://schemas.openxmlformats.org/markup-compatibility/2006" xmlns:aink="http://schemas.microsoft.com/office/drawing/2016/ink" xmlns:am3d="http://schemas.microsoft.com/office/drawing/2017/model3d" xmlns:o="urn:schemas-microsoft-com:office:office" xmlns:oel="http://schemas.microsoft.com/office/2019/extlst" xmlns:r="http://schemas.openxmlformats.org/officeDocument/2006/relationships" xmlns:m="http://schemas.openxmlformats.org/officeDocument/2006/math" xmlns:v="urn:schemas-microsoft-com:vml" xmlns:wp14="http://schemas.microsoft.com/office/word/2010/wordprocessingDrawing" xmlns:wp="http://schemas.openxmlformats.org/drawingml/2006/wordprocessingDrawing" xmlns:w10="urn:schemas-microsoft-com:office:word" xmlns:w="http://schemas.openxmlformats.org/wordprocessingml/2006/main" xmlns:w14="http://schemas.microsoft.com/office/word/2010/wordml" xmlns:w15="http://schemas.microsoft.com/office/word/2012/wordml" xmlns:w16cei="http://schemas.microsoft.com/office/word/2026/wordml/cei" xmlns:w16cex="http://schemas.microsoft.com/office/word/2018/wordml/cex" xmlns:w16cid="http://schemas.microsoft.com/office/word/2016/wordml/cid" xmlns:w16="http://schemas.microsoft.com/office/word/2018/wordml" xmlns:w16du="http://schemas.microsoft.com/office/word/2023/wordml/word16du" xmlns:w16sdtdh="http://schemas.microsoft.com/office/word/2020/wordml/sdtdatahash" xmlns:w16sdtfl="http://schemas.microsoft.com/office/word/2024/wordml/sdtformatlock" xmlns:w16se="http://schemas.microsoft.com/office/word/2015/wordml/symex" xmlns:wpg="http://schemas.microsoft.com/office/word/2010/wordprocessingGroup" xmlns:wpi="http://schemas.microsoft.com/office/word/2010/wordprocessingInk" xmlns:wne="http://schemas.microsoft.com/office/word/2006/wordml" xmlns:wps="http://schemas.microsoft.com/office/word/2010/wordprocessingShape" mc:Ignorable="w14 w15 w16se w16cid w16 w16cex w16sdtdh w16sdtfl w16du wp14">
+<w:numbering xmlns:wpc="http://schemas.microsoft.com/office/word/2010/wordprocessingCanvas" xmlns:cx="http://schemas.microsoft.com/office/drawing/2014/chartex" xmlns:cx1="http://schemas.microsoft.com/office/drawing/2015/9/8/chartex" xmlns:cx2="http://schemas.microsoft.com/office/drawing/2015/10/21/chartex" xmlns:cx3="http://schemas.microsoft.com/office/drawing/2016/5/9/chartex" xmlns:cx4="http://schemas.microsoft.com/office/drawing/2016/5/10/chartex" xmlns:cx5="http://schemas.microsoft.com/office/drawing/2016/5/11/chartex" xmlns:cx6="http://schemas.microsoft.com/office/drawing/2016/5/12/chartex" xmlns:cx7="http://schemas.microsoft.com/office/drawing/2016/5/13/chartex" xmlns:cx8="http://schemas.microsoft.com/office/drawing/2016/5/14/chartex" xmlns:mc="http://schemas.openxmlformats.org/markup-compatibility/2006" xmlns:aink="http://schemas.microsoft.com/office/drawing/2016/ink" xmlns:am3d="http://schemas.microsoft.com/office/drawing/2017/model3d" xmlns:o="urn:schemas-microsoft-com:office:office" xmlns:oel="http://schemas.microsoft.com/office/2019/extlst" xmlns:r="http://schemas.openxmlformats.org/officeDocument/2006/relationships" xmlns:m="http://schemas.openxmlformats.org/officeDocument/2006/math" xmlns:v="urn:schemas-microsoft-com:vml" xmlns:wp14="http://schemas.microsoft.com/office/word/2010/wordprocessingDrawing" xmlns:wp="http://schemas.openxmlformats.org/drawingml/2006/wordprocessingDrawing" xmlns:w10="urn:schemas-microsoft-com:office:word" xmlns:w="http://schemas.openxmlformats.org/wordprocessingml/2006/main" xmlns:w14="http://schemas.microsoft.com/office/word/2010/wordml" xmlns:w15="http://schemas.microsoft.com/office/word/2012/wordml" xmlns:w16cex="http://schemas.microsoft.com/office/word/2018/wordml/cex" xmlns:w16cid="http://schemas.microsoft.com/office/word/2016/wordml/cid" xmlns:w16="http://schemas.microsoft.com/office/word/2018/wordml" xmlns:w16du="http://schemas.microsoft.com/office/word/2023/wordml/word16du" xmlns:w16sdtdh="http://schemas.microsoft.com/office/word/2020/wordml/sdtdatahash" xmlns:w16sdtfl="http://schemas.microsoft.com/office/word/2024/wordml/sdtformatlock" xmlns:w16se="http://schemas.microsoft.com/office/word/2015/wordml/symex" xmlns:wpg="http://schemas.microsoft.com/office/word/2010/wordprocessingGroup" xmlns:wpi="http://schemas.microsoft.com/office/word/2010/wordprocessingInk" xmlns:wne="http://schemas.microsoft.com/office/word/2006/wordml" xmlns:wps="http://schemas.microsoft.com/office/word/2010/wordprocessingShape" mc:Ignorable="w14 w15 w16se w16cid w16 w16cex w16sdtdh w16sdtfl w16du wp14">
   <w:abstractNum w:abstractNumId="0" w15:restartNumberingAfterBreak="0">
     <w:nsid w:val="00E8653B"/>
     <w:multiLevelType w:val="multilevel"/>
@@ -879,6 +726,271 @@
     </w:lvl>
   </w:abstractNum>
   <w:abstractNum w:abstractNumId="1" w15:restartNumberingAfterBreak="0">
+    <w:nsid w:val="06940735"/>
+    <w:multiLevelType w:val="multilevel"/>
+    <w:tmpl w:val="70D87254"/>
+    <w:lvl w:ilvl="0">
+      <w:start w:val="1"/>
+      <w:numFmt w:val="bullet"/>
+      <w:lvlText w:val=""/>
+      <w:lvlJc w:val="left"/>
+      <w:pPr>
+        <w:tabs>
+          <w:tab w:val="num" w:pos="720"/>
+        </w:tabs>
+        <w:ind w:left="720" w:hanging="360"/>
+      </w:pPr>
+      <w:rPr>
+        <w:rFonts w:ascii="Symbol" w:hAnsi="Symbol" w:hint="default"/>
+        <w:sz w:val="20"/>
+      </w:rPr>
+    </w:lvl>
+    <w:lvl w:ilvl="1" w:tentative="1">
+      <w:start w:val="1"/>
+      <w:numFmt w:val="bullet"/>
+      <w:lvlText w:val="o"/>
+      <w:lvlJc w:val="left"/>
+      <w:pPr>
+        <w:tabs>
+          <w:tab w:val="num" w:pos="1440"/>
+        </w:tabs>
+        <w:ind w:left="1440" w:hanging="360"/>
+      </w:pPr>
+      <w:rPr>
+        <w:rFonts w:ascii="Courier New" w:hAnsi="Courier New" w:hint="default"/>
+        <w:sz w:val="20"/>
+      </w:rPr>
+    </w:lvl>
+    <w:lvl w:ilvl="2" w:tentative="1">
+      <w:start w:val="1"/>
+      <w:numFmt w:val="bullet"/>
+      <w:lvlText w:val=""/>
+      <w:lvlJc w:val="left"/>
+      <w:pPr>
+        <w:tabs>
+          <w:tab w:val="num" w:pos="2160"/>
+        </w:tabs>
+        <w:ind w:left="2160" w:hanging="360"/>
+      </w:pPr>
+      <w:rPr>
+        <w:rFonts w:ascii="Wingdings" w:hAnsi="Wingdings" w:hint="default"/>
+        <w:sz w:val="20"/>
+      </w:rPr>
+    </w:lvl>
+    <w:lvl w:ilvl="3" w:tentative="1">
+      <w:start w:val="1"/>
+      <w:numFmt w:val="bullet"/>
+      <w:lvlText w:val=""/>
+      <w:lvlJc w:val="left"/>
+      <w:pPr>
+        <w:tabs>
+          <w:tab w:val="num" w:pos="2880"/>
+        </w:tabs>
+        <w:ind w:left="2880" w:hanging="360"/>
+      </w:pPr>
+      <w:rPr>
+        <w:rFonts w:ascii="Wingdings" w:hAnsi="Wingdings" w:hint="default"/>
+        <w:sz w:val="20"/>
+      </w:rPr>
+    </w:lvl>
+    <w:lvl w:ilvl="4" w:tentative="1">
+      <w:start w:val="1"/>
+      <w:numFmt w:val="bullet"/>
+      <w:lvlText w:val=""/>
+      <w:lvlJc w:val="left"/>
+      <w:pPr>
+        <w:tabs>
+          <w:tab w:val="num" w:pos="3600"/>
+        </w:tabs>
+        <w:ind w:left="3600" w:hanging="360"/>
+      </w:pPr>
+      <w:rPr>
+        <w:rFonts w:ascii="Wingdings" w:hAnsi="Wingdings" w:hint="default"/>
+        <w:sz w:val="20"/>
+      </w:rPr>
+    </w:lvl>
+    <w:lvl w:ilvl="5" w:tentative="1">
+      <w:start w:val="1"/>
+      <w:numFmt w:val="bullet"/>
+      <w:lvlText w:val=""/>
+      <w:lvlJc w:val="left"/>
+      <w:pPr>
+        <w:tabs>
+          <w:tab w:val="num" w:pos="4320"/>
+        </w:tabs>
+        <w:ind w:left="4320" w:hanging="360"/>
+      </w:pPr>
+      <w:rPr>
+        <w:rFonts w:ascii="Wingdings" w:hAnsi="Wingdings" w:hint="default"/>
+        <w:sz w:val="20"/>
+      </w:rPr>
+    </w:lvl>
+    <w:lvl w:ilvl="6" w:tentative="1">
+      <w:start w:val="1"/>
+      <w:numFmt w:val="bullet"/>
+      <w:lvlText w:val=""/>
+      <w:lvlJc w:val="left"/>
+      <w:pPr>
+        <w:tabs>
+          <w:tab w:val="num" w:pos="5040"/>
+        </w:tabs>
+        <w:ind w:left="5040" w:hanging="360"/>
+      </w:pPr>
+      <w:rPr>
+        <w:rFonts w:ascii="Wingdings" w:hAnsi="Wingdings" w:hint="default"/>
+        <w:sz w:val="20"/>
+      </w:rPr>
+    </w:lvl>
+    <w:lvl w:ilvl="7" w:tentative="1">
+      <w:start w:val="1"/>
+      <w:numFmt w:val="bullet"/>
+      <w:lvlText w:val=""/>
+      <w:lvlJc w:val="left"/>
+      <w:pPr>
+        <w:tabs>
+          <w:tab w:val="num" w:pos="5760"/>
+        </w:tabs>
+        <w:ind w:left="5760" w:hanging="360"/>
+      </w:pPr>
+      <w:rPr>
+        <w:rFonts w:ascii="Wingdings" w:hAnsi="Wingdings" w:hint="default"/>
+        <w:sz w:val="20"/>
+      </w:rPr>
+    </w:lvl>
+    <w:lvl w:ilvl="8" w:tentative="1">
+      <w:start w:val="1"/>
+      <w:numFmt w:val="bullet"/>
+      <w:lvlText w:val=""/>
+      <w:lvlJc w:val="left"/>
+      <w:pPr>
+        <w:tabs>
+          <w:tab w:val="num" w:pos="6480"/>
+        </w:tabs>
+        <w:ind w:left="6480" w:hanging="360"/>
+      </w:pPr>
+      <w:rPr>
+        <w:rFonts w:ascii="Wingdings" w:hAnsi="Wingdings" w:hint="default"/>
+        <w:sz w:val="20"/>
+      </w:rPr>
+    </w:lvl>
+  </w:abstractNum>
+  <w:abstractNum w:abstractNumId="2" w15:restartNumberingAfterBreak="0">
+    <w:nsid w:val="12F21051"/>
+    <w:multiLevelType w:val="multilevel"/>
+    <w:tmpl w:val="BDEEFFDE"/>
+    <w:lvl w:ilvl="0">
+      <w:start w:val="1"/>
+      <w:numFmt w:val="bullet"/>
+      <w:lvlText w:val=""/>
+      <w:lvlJc w:val="left"/>
+      <w:pPr>
+        <w:tabs>
+          <w:tab w:val="num" w:pos="720"/>
+        </w:tabs>
+        <w:ind w:left="720" w:hanging="360"/>
+      </w:pPr>
+      <w:rPr>
+        <w:rFonts w:ascii="Symbol" w:hAnsi="Symbol" w:hint="default"/>
+      </w:rPr>
+    </w:lvl>
+    <w:lvl w:ilvl="1" w:tentative="1">
+      <w:start w:val="1"/>
+      <w:numFmt w:val="decimal"/>
+      <w:lvlText w:val="%2."/>
+      <w:lvlJc w:val="left"/>
+      <w:pPr>
+        <w:tabs>
+          <w:tab w:val="num" w:pos="1440"/>
+        </w:tabs>
+        <w:ind w:left="1440" w:hanging="360"/>
+      </w:pPr>
+    </w:lvl>
+    <w:lvl w:ilvl="2" w:tentative="1">
+      <w:start w:val="1"/>
+      <w:numFmt w:val="decimal"/>
+      <w:lvlText w:val="%3."/>
+      <w:lvlJc w:val="left"/>
+      <w:pPr>
+        <w:tabs>
+          <w:tab w:val="num" w:pos="2160"/>
+        </w:tabs>
+        <w:ind w:left="2160" w:hanging="360"/>
+      </w:pPr>
+    </w:lvl>
+    <w:lvl w:ilvl="3" w:tentative="1">
+      <w:start w:val="1"/>
+      <w:numFmt w:val="decimal"/>
+      <w:lvlText w:val="%4."/>
+      <w:lvlJc w:val="left"/>
+      <w:pPr>
+        <w:tabs>
+          <w:tab w:val="num" w:pos="2880"/>
+        </w:tabs>
+        <w:ind w:left="2880" w:hanging="360"/>
+      </w:pPr>
+    </w:lvl>
+    <w:lvl w:ilvl="4" w:tentative="1">
+      <w:start w:val="1"/>
+      <w:numFmt w:val="decimal"/>
+      <w:lvlText w:val="%5."/>
+      <w:lvlJc w:val="left"/>
+      <w:pPr>
+        <w:tabs>
+          <w:tab w:val="num" w:pos="3600"/>
+        </w:tabs>
+        <w:ind w:left="3600" w:hanging="360"/>
+      </w:pPr>
+    </w:lvl>
+    <w:lvl w:ilvl="5" w:tentative="1">
+      <w:start w:val="1"/>
+      <w:numFmt w:val="decimal"/>
+      <w:lvlText w:val="%6."/>
+      <w:lvlJc w:val="left"/>
+      <w:pPr>
+        <w:tabs>
+          <w:tab w:val="num" w:pos="4320"/>
+        </w:tabs>
+        <w:ind w:left="4320" w:hanging="360"/>
+      </w:pPr>
+    </w:lvl>
+    <w:lvl w:ilvl="6" w:tentative="1">
+      <w:start w:val="1"/>
+      <w:numFmt w:val="decimal"/>
+      <w:lvlText w:val="%7."/>
+      <w:lvlJc w:val="left"/>
+      <w:pPr>
+        <w:tabs>
+          <w:tab w:val="num" w:pos="5040"/>
+        </w:tabs>
+        <w:ind w:left="5040" w:hanging="360"/>
+      </w:pPr>
+    </w:lvl>
+    <w:lvl w:ilvl="7" w:tentative="1">
+      <w:start w:val="1"/>
+      <w:numFmt w:val="decimal"/>
+      <w:lvlText w:val="%8."/>
+      <w:lvlJc w:val="left"/>
+      <w:pPr>
+        <w:tabs>
+          <w:tab w:val="num" w:pos="5760"/>
+        </w:tabs>
+        <w:ind w:left="5760" w:hanging="360"/>
+      </w:pPr>
+    </w:lvl>
+    <w:lvl w:ilvl="8" w:tentative="1">
+      <w:start w:val="1"/>
+      <w:numFmt w:val="decimal"/>
+      <w:lvlText w:val="%9."/>
+      <w:lvlJc w:val="left"/>
+      <w:pPr>
+        <w:tabs>
+          <w:tab w:val="num" w:pos="6480"/>
+        </w:tabs>
+        <w:ind w:left="6480" w:hanging="360"/>
+      </w:pPr>
+    </w:lvl>
+  </w:abstractNum>
+  <w:abstractNum w:abstractNumId="3" w15:restartNumberingAfterBreak="0">
     <w:nsid w:val="25A57697"/>
     <w:multiLevelType w:val="multilevel"/>
     <w:tmpl w:val="8FF0849A"/>
@@ -1027,7 +1139,7 @@
       </w:rPr>
     </w:lvl>
   </w:abstractNum>
-  <w:abstractNum w:abstractNumId="2" w15:restartNumberingAfterBreak="0">
+  <w:abstractNum w:abstractNumId="4" w15:restartNumberingAfterBreak="0">
     <w:nsid w:val="31571E60"/>
     <w:multiLevelType w:val="multilevel"/>
     <w:tmpl w:val="143EFA52"/>
@@ -1176,7 +1288,156 @@
       </w:rPr>
     </w:lvl>
   </w:abstractNum>
-  <w:abstractNum w:abstractNumId="3" w15:restartNumberingAfterBreak="0">
+  <w:abstractNum w:abstractNumId="5" w15:restartNumberingAfterBreak="0">
+    <w:nsid w:val="41715038"/>
+    <w:multiLevelType w:val="multilevel"/>
+    <w:tmpl w:val="60C00638"/>
+    <w:lvl w:ilvl="0">
+      <w:start w:val="1"/>
+      <w:numFmt w:val="bullet"/>
+      <w:lvlText w:val=""/>
+      <w:lvlJc w:val="left"/>
+      <w:pPr>
+        <w:tabs>
+          <w:tab w:val="num" w:pos="720"/>
+        </w:tabs>
+        <w:ind w:left="720" w:hanging="360"/>
+      </w:pPr>
+      <w:rPr>
+        <w:rFonts w:ascii="Symbol" w:hAnsi="Symbol" w:hint="default"/>
+        <w:sz w:val="20"/>
+      </w:rPr>
+    </w:lvl>
+    <w:lvl w:ilvl="1" w:tentative="1">
+      <w:start w:val="1"/>
+      <w:numFmt w:val="bullet"/>
+      <w:lvlText w:val="o"/>
+      <w:lvlJc w:val="left"/>
+      <w:pPr>
+        <w:tabs>
+          <w:tab w:val="num" w:pos="1440"/>
+        </w:tabs>
+        <w:ind w:left="1440" w:hanging="360"/>
+      </w:pPr>
+      <w:rPr>
+        <w:rFonts w:ascii="Courier New" w:hAnsi="Courier New" w:hint="default"/>
+        <w:sz w:val="20"/>
+      </w:rPr>
+    </w:lvl>
+    <w:lvl w:ilvl="2" w:tentative="1">
+      <w:start w:val="1"/>
+      <w:numFmt w:val="bullet"/>
+      <w:lvlText w:val=""/>
+      <w:lvlJc w:val="left"/>
+      <w:pPr>
+        <w:tabs>
+          <w:tab w:val="num" w:pos="2160"/>
+        </w:tabs>
+        <w:ind w:left="2160" w:hanging="360"/>
+      </w:pPr>
+      <w:rPr>
+        <w:rFonts w:ascii="Wingdings" w:hAnsi="Wingdings" w:hint="default"/>
+        <w:sz w:val="20"/>
+      </w:rPr>
+    </w:lvl>
+    <w:lvl w:ilvl="3" w:tentative="1">
+      <w:start w:val="1"/>
+      <w:numFmt w:val="bullet"/>
+      <w:lvlText w:val=""/>
+      <w:lvlJc w:val="left"/>
+      <w:pPr>
+        <w:tabs>
+          <w:tab w:val="num" w:pos="2880"/>
+        </w:tabs>
+        <w:ind w:left="2880" w:hanging="360"/>
+      </w:pPr>
+      <w:rPr>
+        <w:rFonts w:ascii="Wingdings" w:hAnsi="Wingdings" w:hint="default"/>
+        <w:sz w:val="20"/>
+      </w:rPr>
+    </w:lvl>
+    <w:lvl w:ilvl="4" w:tentative="1">
+      <w:start w:val="1"/>
+      <w:numFmt w:val="bullet"/>
+      <w:lvlText w:val=""/>
+      <w:lvlJc w:val="left"/>
+      <w:pPr>
+        <w:tabs>
+          <w:tab w:val="num" w:pos="3600"/>
+        </w:tabs>
+        <w:ind w:left="3600" w:hanging="360"/>
+      </w:pPr>
+      <w:rPr>
+        <w:rFonts w:ascii="Wingdings" w:hAnsi="Wingdings" w:hint="default"/>
+        <w:sz w:val="20"/>
+      </w:rPr>
+    </w:lvl>
+    <w:lvl w:ilvl="5" w:tentative="1">
+      <w:start w:val="1"/>
+      <w:numFmt w:val="bullet"/>
+      <w:lvlText w:val=""/>
+      <w:lvlJc w:val="left"/>
+      <w:pPr>
+        <w:tabs>
+          <w:tab w:val="num" w:pos="4320"/>
+        </w:tabs>
+        <w:ind w:left="4320" w:hanging="360"/>
+      </w:pPr>
+      <w:rPr>
+        <w:rFonts w:ascii="Wingdings" w:hAnsi="Wingdings" w:hint="default"/>
+        <w:sz w:val="20"/>
+      </w:rPr>
+    </w:lvl>
+    <w:lvl w:ilvl="6" w:tentative="1">
+      <w:start w:val="1"/>
+      <w:numFmt w:val="bullet"/>
+      <w:lvlText w:val=""/>
+      <w:lvlJc w:val="left"/>
+      <w:pPr>
+        <w:tabs>
+          <w:tab w:val="num" w:pos="5040"/>
+        </w:tabs>
+        <w:ind w:left="5040" w:hanging="360"/>
+      </w:pPr>
+      <w:rPr>
+        <w:rFonts w:ascii="Wingdings" w:hAnsi="Wingdings" w:hint="default"/>
+        <w:sz w:val="20"/>
+      </w:rPr>
+    </w:lvl>
+    <w:lvl w:ilvl="7" w:tentative="1">
+      <w:start w:val="1"/>
+      <w:numFmt w:val="bullet"/>
+      <w:lvlText w:val=""/>
+      <w:lvlJc w:val="left"/>
+      <w:pPr>
+        <w:tabs>
+          <w:tab w:val="num" w:pos="5760"/>
+        </w:tabs>
+        <w:ind w:left="5760" w:hanging="360"/>
+      </w:pPr>
+      <w:rPr>
+        <w:rFonts w:ascii="Wingdings" w:hAnsi="Wingdings" w:hint="default"/>
+        <w:sz w:val="20"/>
+      </w:rPr>
+    </w:lvl>
+    <w:lvl w:ilvl="8" w:tentative="1">
+      <w:start w:val="1"/>
+      <w:numFmt w:val="bullet"/>
+      <w:lvlText w:val=""/>
+      <w:lvlJc w:val="left"/>
+      <w:pPr>
+        <w:tabs>
+          <w:tab w:val="num" w:pos="6480"/>
+        </w:tabs>
+        <w:ind w:left="6480" w:hanging="360"/>
+      </w:pPr>
+      <w:rPr>
+        <w:rFonts w:ascii="Wingdings" w:hAnsi="Wingdings" w:hint="default"/>
+        <w:sz w:val="20"/>
+      </w:rPr>
+    </w:lvl>
+  </w:abstractNum>
+  <w:abstractNum w:abstractNumId="6" w15:restartNumberingAfterBreak="0">
     <w:nsid w:val="4C4067A1"/>
     <w:multiLevelType w:val="multilevel"/>
     <w:tmpl w:val="ACEA31D2"/>
@@ -1325,7 +1586,7 @@
       </w:rPr>
     </w:lvl>
   </w:abstractNum>
-  <w:abstractNum w:abstractNumId="4" w15:restartNumberingAfterBreak="0">
+  <w:abstractNum w:abstractNumId="7" w15:restartNumberingAfterBreak="0">
     <w:nsid w:val="57D551D3"/>
     <w:multiLevelType w:val="multilevel"/>
     <w:tmpl w:val="C4F0A008"/>
@@ -1474,7 +1735,7 @@
       </w:rPr>
     </w:lvl>
   </w:abstractNum>
-  <w:abstractNum w:abstractNumId="5" w15:restartNumberingAfterBreak="0">
+  <w:abstractNum w:abstractNumId="8" w15:restartNumberingAfterBreak="0">
     <w:nsid w:val="59903EC7"/>
     <w:multiLevelType w:val="multilevel"/>
     <w:tmpl w:val="1E1C7156"/>
@@ -1623,7 +1884,421 @@
       </w:rPr>
     </w:lvl>
   </w:abstractNum>
-  <w:abstractNum w:abstractNumId="6" w15:restartNumberingAfterBreak="0">
+  <w:abstractNum w:abstractNumId="9" w15:restartNumberingAfterBreak="0">
+    <w:nsid w:val="5B4B2488"/>
+    <w:multiLevelType w:val="multilevel"/>
+    <w:tmpl w:val="7DC8D6C0"/>
+    <w:lvl w:ilvl="0">
+      <w:start w:val="1"/>
+      <w:numFmt w:val="bullet"/>
+      <w:lvlText w:val=""/>
+      <w:lvlJc w:val="left"/>
+      <w:pPr>
+        <w:tabs>
+          <w:tab w:val="num" w:pos="720"/>
+        </w:tabs>
+        <w:ind w:left="720" w:hanging="360"/>
+      </w:pPr>
+      <w:rPr>
+        <w:rFonts w:ascii="Symbol" w:hAnsi="Symbol" w:hint="default"/>
+        <w:sz w:val="20"/>
+      </w:rPr>
+    </w:lvl>
+    <w:lvl w:ilvl="1" w:tentative="1">
+      <w:start w:val="1"/>
+      <w:numFmt w:val="bullet"/>
+      <w:lvlText w:val="o"/>
+      <w:lvlJc w:val="left"/>
+      <w:pPr>
+        <w:tabs>
+          <w:tab w:val="num" w:pos="1440"/>
+        </w:tabs>
+        <w:ind w:left="1440" w:hanging="360"/>
+      </w:pPr>
+      <w:rPr>
+        <w:rFonts w:ascii="Courier New" w:hAnsi="Courier New" w:hint="default"/>
+        <w:sz w:val="20"/>
+      </w:rPr>
+    </w:lvl>
+    <w:lvl w:ilvl="2" w:tentative="1">
+      <w:start w:val="1"/>
+      <w:numFmt w:val="bullet"/>
+      <w:lvlText w:val=""/>
+      <w:lvlJc w:val="left"/>
+      <w:pPr>
+        <w:tabs>
+          <w:tab w:val="num" w:pos="2160"/>
+        </w:tabs>
+        <w:ind w:left="2160" w:hanging="360"/>
+      </w:pPr>
+      <w:rPr>
+        <w:rFonts w:ascii="Wingdings" w:hAnsi="Wingdings" w:hint="default"/>
+        <w:sz w:val="20"/>
+      </w:rPr>
+    </w:lvl>
+    <w:lvl w:ilvl="3" w:tentative="1">
+      <w:start w:val="1"/>
+      <w:numFmt w:val="bullet"/>
+      <w:lvlText w:val=""/>
+      <w:lvlJc w:val="left"/>
+      <w:pPr>
+        <w:tabs>
+          <w:tab w:val="num" w:pos="2880"/>
+        </w:tabs>
+        <w:ind w:left="2880" w:hanging="360"/>
+      </w:pPr>
+      <w:rPr>
+        <w:rFonts w:ascii="Wingdings" w:hAnsi="Wingdings" w:hint="default"/>
+        <w:sz w:val="20"/>
+      </w:rPr>
+    </w:lvl>
+    <w:lvl w:ilvl="4" w:tentative="1">
+      <w:start w:val="1"/>
+      <w:numFmt w:val="bullet"/>
+      <w:lvlText w:val=""/>
+      <w:lvlJc w:val="left"/>
+      <w:pPr>
+        <w:tabs>
+          <w:tab w:val="num" w:pos="3600"/>
+        </w:tabs>
+        <w:ind w:left="3600" w:hanging="360"/>
+      </w:pPr>
+      <w:rPr>
+        <w:rFonts w:ascii="Wingdings" w:hAnsi="Wingdings" w:hint="default"/>
+        <w:sz w:val="20"/>
+      </w:rPr>
+    </w:lvl>
+    <w:lvl w:ilvl="5" w:tentative="1">
+      <w:start w:val="1"/>
+      <w:numFmt w:val="bullet"/>
+      <w:lvlText w:val=""/>
+      <w:lvlJc w:val="left"/>
+      <w:pPr>
+        <w:tabs>
+          <w:tab w:val="num" w:pos="4320"/>
+        </w:tabs>
+        <w:ind w:left="4320" w:hanging="360"/>
+      </w:pPr>
+      <w:rPr>
+        <w:rFonts w:ascii="Wingdings" w:hAnsi="Wingdings" w:hint="default"/>
+        <w:sz w:val="20"/>
+      </w:rPr>
+    </w:lvl>
+    <w:lvl w:ilvl="6" w:tentative="1">
+      <w:start w:val="1"/>
+      <w:numFmt w:val="bullet"/>
+      <w:lvlText w:val=""/>
+      <w:lvlJc w:val="left"/>
+      <w:pPr>
+        <w:tabs>
+          <w:tab w:val="num" w:pos="5040"/>
+        </w:tabs>
+        <w:ind w:left="5040" w:hanging="360"/>
+      </w:pPr>
+      <w:rPr>
+        <w:rFonts w:ascii="Wingdings" w:hAnsi="Wingdings" w:hint="default"/>
+        <w:sz w:val="20"/>
+      </w:rPr>
+    </w:lvl>
+    <w:lvl w:ilvl="7" w:tentative="1">
+      <w:start w:val="1"/>
+      <w:numFmt w:val="bullet"/>
+      <w:lvlText w:val=""/>
+      <w:lvlJc w:val="left"/>
+      <w:pPr>
+        <w:tabs>
+          <w:tab w:val="num" w:pos="5760"/>
+        </w:tabs>
+        <w:ind w:left="5760" w:hanging="360"/>
+      </w:pPr>
+      <w:rPr>
+        <w:rFonts w:ascii="Wingdings" w:hAnsi="Wingdings" w:hint="default"/>
+        <w:sz w:val="20"/>
+      </w:rPr>
+    </w:lvl>
+    <w:lvl w:ilvl="8" w:tentative="1">
+      <w:start w:val="1"/>
+      <w:numFmt w:val="bullet"/>
+      <w:lvlText w:val=""/>
+      <w:lvlJc w:val="left"/>
+      <w:pPr>
+        <w:tabs>
+          <w:tab w:val="num" w:pos="6480"/>
+        </w:tabs>
+        <w:ind w:left="6480" w:hanging="360"/>
+      </w:pPr>
+      <w:rPr>
+        <w:rFonts w:ascii="Wingdings" w:hAnsi="Wingdings" w:hint="default"/>
+        <w:sz w:val="20"/>
+      </w:rPr>
+    </w:lvl>
+  </w:abstractNum>
+  <w:abstractNum w:abstractNumId="10" w15:restartNumberingAfterBreak="0">
+    <w:nsid w:val="65386C6F"/>
+    <w:multiLevelType w:val="multilevel"/>
+    <w:tmpl w:val="59A6AE88"/>
+    <w:lvl w:ilvl="0">
+      <w:start w:val="1"/>
+      <w:numFmt w:val="bullet"/>
+      <w:lvlText w:val=""/>
+      <w:lvlJc w:val="left"/>
+      <w:pPr>
+        <w:tabs>
+          <w:tab w:val="num" w:pos="720"/>
+        </w:tabs>
+        <w:ind w:left="720" w:hanging="360"/>
+      </w:pPr>
+      <w:rPr>
+        <w:rFonts w:ascii="Symbol" w:hAnsi="Symbol" w:hint="default"/>
+        <w:sz w:val="20"/>
+      </w:rPr>
+    </w:lvl>
+    <w:lvl w:ilvl="1" w:tentative="1">
+      <w:start w:val="1"/>
+      <w:numFmt w:val="bullet"/>
+      <w:lvlText w:val="o"/>
+      <w:lvlJc w:val="left"/>
+      <w:pPr>
+        <w:tabs>
+          <w:tab w:val="num" w:pos="1440"/>
+        </w:tabs>
+        <w:ind w:left="1440" w:hanging="360"/>
+      </w:pPr>
+      <w:rPr>
+        <w:rFonts w:ascii="Courier New" w:hAnsi="Courier New" w:hint="default"/>
+        <w:sz w:val="20"/>
+      </w:rPr>
+    </w:lvl>
+    <w:lvl w:ilvl="2" w:tentative="1">
+      <w:start w:val="1"/>
+      <w:numFmt w:val="bullet"/>
+      <w:lvlText w:val=""/>
+      <w:lvlJc w:val="left"/>
+      <w:pPr>
+        <w:tabs>
+          <w:tab w:val="num" w:pos="2160"/>
+        </w:tabs>
+        <w:ind w:left="2160" w:hanging="360"/>
+      </w:pPr>
+      <w:rPr>
+        <w:rFonts w:ascii="Wingdings" w:hAnsi="Wingdings" w:hint="default"/>
+        <w:sz w:val="20"/>
+      </w:rPr>
+    </w:lvl>
+    <w:lvl w:ilvl="3" w:tentative="1">
+      <w:start w:val="1"/>
+      <w:numFmt w:val="bullet"/>
+      <w:lvlText w:val=""/>
+      <w:lvlJc w:val="left"/>
+      <w:pPr>
+        <w:tabs>
+          <w:tab w:val="num" w:pos="2880"/>
+        </w:tabs>
+        <w:ind w:left="2880" w:hanging="360"/>
+      </w:pPr>
+      <w:rPr>
+        <w:rFonts w:ascii="Wingdings" w:hAnsi="Wingdings" w:hint="default"/>
+        <w:sz w:val="20"/>
+      </w:rPr>
+    </w:lvl>
+    <w:lvl w:ilvl="4" w:tentative="1">
+      <w:start w:val="1"/>
+      <w:numFmt w:val="bullet"/>
+      <w:lvlText w:val=""/>
+      <w:lvlJc w:val="left"/>
+      <w:pPr>
+        <w:tabs>
+          <w:tab w:val="num" w:pos="3600"/>
+        </w:tabs>
+        <w:ind w:left="3600" w:hanging="360"/>
+      </w:pPr>
+      <w:rPr>
+        <w:rFonts w:ascii="Wingdings" w:hAnsi="Wingdings" w:hint="default"/>
+        <w:sz w:val="20"/>
+      </w:rPr>
+    </w:lvl>
+    <w:lvl w:ilvl="5" w:tentative="1">
+      <w:start w:val="1"/>
+      <w:numFmt w:val="bullet"/>
+      <w:lvlText w:val=""/>
+      <w:lvlJc w:val="left"/>
+      <w:pPr>
+        <w:tabs>
+          <w:tab w:val="num" w:pos="4320"/>
+        </w:tabs>
+        <w:ind w:left="4320" w:hanging="360"/>
+      </w:pPr>
+      <w:rPr>
+        <w:rFonts w:ascii="Wingdings" w:hAnsi="Wingdings" w:hint="default"/>
+        <w:sz w:val="20"/>
+      </w:rPr>
+    </w:lvl>
+    <w:lvl w:ilvl="6" w:tentative="1">
+      <w:start w:val="1"/>
+      <w:numFmt w:val="bullet"/>
+      <w:lvlText w:val=""/>
+      <w:lvlJc w:val="left"/>
+      <w:pPr>
+        <w:tabs>
+          <w:tab w:val="num" w:pos="5040"/>
+        </w:tabs>
+        <w:ind w:left="5040" w:hanging="360"/>
+      </w:pPr>
+      <w:rPr>
+        <w:rFonts w:ascii="Wingdings" w:hAnsi="Wingdings" w:hint="default"/>
+        <w:sz w:val="20"/>
+      </w:rPr>
+    </w:lvl>
+    <w:lvl w:ilvl="7" w:tentative="1">
+      <w:start w:val="1"/>
+      <w:numFmt w:val="bullet"/>
+      <w:lvlText w:val=""/>
+      <w:lvlJc w:val="left"/>
+      <w:pPr>
+        <w:tabs>
+          <w:tab w:val="num" w:pos="5760"/>
+        </w:tabs>
+        <w:ind w:left="5760" w:hanging="360"/>
+      </w:pPr>
+      <w:rPr>
+        <w:rFonts w:ascii="Wingdings" w:hAnsi="Wingdings" w:hint="default"/>
+        <w:sz w:val="20"/>
+      </w:rPr>
+    </w:lvl>
+    <w:lvl w:ilvl="8" w:tentative="1">
+      <w:start w:val="1"/>
+      <w:numFmt w:val="bullet"/>
+      <w:lvlText w:val=""/>
+      <w:lvlJc w:val="left"/>
+      <w:pPr>
+        <w:tabs>
+          <w:tab w:val="num" w:pos="6480"/>
+        </w:tabs>
+        <w:ind w:left="6480" w:hanging="360"/>
+      </w:pPr>
+      <w:rPr>
+        <w:rFonts w:ascii="Wingdings" w:hAnsi="Wingdings" w:hint="default"/>
+        <w:sz w:val="20"/>
+      </w:rPr>
+    </w:lvl>
+  </w:abstractNum>
+  <w:abstractNum w:abstractNumId="11" w15:restartNumberingAfterBreak="0">
+    <w:nsid w:val="65BD40A8"/>
+    <w:multiLevelType w:val="multilevel"/>
+    <w:tmpl w:val="BDEEFFDE"/>
+    <w:lvl w:ilvl="0">
+      <w:start w:val="1"/>
+      <w:numFmt w:val="bullet"/>
+      <w:lvlText w:val=""/>
+      <w:lvlJc w:val="left"/>
+      <w:pPr>
+        <w:tabs>
+          <w:tab w:val="num" w:pos="720"/>
+        </w:tabs>
+        <w:ind w:left="720" w:hanging="360"/>
+      </w:pPr>
+      <w:rPr>
+        <w:rFonts w:ascii="Symbol" w:hAnsi="Symbol" w:hint="default"/>
+      </w:rPr>
+    </w:lvl>
+    <w:lvl w:ilvl="1" w:tentative="1">
+      <w:start w:val="1"/>
+      <w:numFmt w:val="decimal"/>
+      <w:lvlText w:val="%2."/>
+      <w:lvlJc w:val="left"/>
+      <w:pPr>
+        <w:tabs>
+          <w:tab w:val="num" w:pos="1440"/>
+        </w:tabs>
+        <w:ind w:left="1440" w:hanging="360"/>
+      </w:pPr>
+    </w:lvl>
+    <w:lvl w:ilvl="2" w:tentative="1">
+      <w:start w:val="1"/>
+      <w:numFmt w:val="decimal"/>
+      <w:lvlText w:val="%3."/>
+      <w:lvlJc w:val="left"/>
+      <w:pPr>
+        <w:tabs>
+          <w:tab w:val="num" w:pos="2160"/>
+        </w:tabs>
+        <w:ind w:left="2160" w:hanging="360"/>
+      </w:pPr>
+    </w:lvl>
+    <w:lvl w:ilvl="3" w:tentative="1">
+      <w:start w:val="1"/>
+      <w:numFmt w:val="decimal"/>
+      <w:lvlText w:val="%4."/>
+      <w:lvlJc w:val="left"/>
+      <w:pPr>
+        <w:tabs>
+          <w:tab w:val="num" w:pos="2880"/>
+        </w:tabs>
+        <w:ind w:left="2880" w:hanging="360"/>
+      </w:pPr>
+    </w:lvl>
+    <w:lvl w:ilvl="4" w:tentative="1">
+      <w:start w:val="1"/>
+      <w:numFmt w:val="decimal"/>
+      <w:lvlText w:val="%5."/>
+      <w:lvlJc w:val="left"/>
+      <w:pPr>
+        <w:tabs>
+          <w:tab w:val="num" w:pos="3600"/>
+        </w:tabs>
+        <w:ind w:left="3600" w:hanging="360"/>
+      </w:pPr>
+    </w:lvl>
+    <w:lvl w:ilvl="5" w:tentative="1">
+      <w:start w:val="1"/>
+      <w:numFmt w:val="decimal"/>
+      <w:lvlText w:val="%6."/>
+      <w:lvlJc w:val="left"/>
+      <w:pPr>
+        <w:tabs>
+          <w:tab w:val="num" w:pos="4320"/>
+        </w:tabs>
+        <w:ind w:left="4320" w:hanging="360"/>
+      </w:pPr>
+    </w:lvl>
+    <w:lvl w:ilvl="6" w:tentative="1">
+      <w:start w:val="1"/>
+      <w:numFmt w:val="decimal"/>
+      <w:lvlText w:val="%7."/>
+      <w:lvlJc w:val="left"/>
+      <w:pPr>
+        <w:tabs>
+          <w:tab w:val="num" w:pos="5040"/>
+        </w:tabs>
+        <w:ind w:left="5040" w:hanging="360"/>
+      </w:pPr>
+    </w:lvl>
+    <w:lvl w:ilvl="7" w:tentative="1">
+      <w:start w:val="1"/>
+      <w:numFmt w:val="decimal"/>
+      <w:lvlText w:val="%8."/>
+      <w:lvlJc w:val="left"/>
+      <w:pPr>
+        <w:tabs>
+          <w:tab w:val="num" w:pos="5760"/>
+        </w:tabs>
+        <w:ind w:left="5760" w:hanging="360"/>
+      </w:pPr>
+    </w:lvl>
+    <w:lvl w:ilvl="8" w:tentative="1">
+      <w:start w:val="1"/>
+      <w:numFmt w:val="decimal"/>
+      <w:lvlText w:val="%9."/>
+      <w:lvlJc w:val="left"/>
+      <w:pPr>
+        <w:tabs>
+          <w:tab w:val="num" w:pos="6480"/>
+        </w:tabs>
+        <w:ind w:left="6480" w:hanging="360"/>
+      </w:pPr>
+    </w:lvl>
+  </w:abstractNum>
+  <w:abstractNum w:abstractNumId="12" w15:restartNumberingAfterBreak="0">
     <w:nsid w:val="76B54BE5"/>
     <w:multiLevelType w:val="multilevel"/>
     <w:tmpl w:val="BF4686C4"/>
@@ -1736,7 +2411,7 @@
       </w:pPr>
     </w:lvl>
   </w:abstractNum>
-  <w:abstractNum w:abstractNumId="7" w15:restartNumberingAfterBreak="0">
+  <w:abstractNum w:abstractNumId="13" w15:restartNumberingAfterBreak="0">
     <w:nsid w:val="78095429"/>
     <w:multiLevelType w:val="multilevel"/>
     <w:tmpl w:val="F75AC054"/>
@@ -1885,29 +2560,199 @@
       </w:rPr>
     </w:lvl>
   </w:abstractNum>
+  <w:abstractNum w:abstractNumId="14" w15:restartNumberingAfterBreak="0">
+    <w:nsid w:val="7E4C75B3"/>
+    <w:multiLevelType w:val="multilevel"/>
+    <w:tmpl w:val="53A44326"/>
+    <w:lvl w:ilvl="0">
+      <w:start w:val="1"/>
+      <w:numFmt w:val="bullet"/>
+      <w:lvlText w:val=""/>
+      <w:lvlJc w:val="left"/>
+      <w:pPr>
+        <w:tabs>
+          <w:tab w:val="num" w:pos="720"/>
+        </w:tabs>
+        <w:ind w:left="720" w:hanging="360"/>
+      </w:pPr>
+      <w:rPr>
+        <w:rFonts w:ascii="Symbol" w:hAnsi="Symbol" w:hint="default"/>
+        <w:sz w:val="20"/>
+      </w:rPr>
+    </w:lvl>
+    <w:lvl w:ilvl="1" w:tentative="1">
+      <w:start w:val="1"/>
+      <w:numFmt w:val="bullet"/>
+      <w:lvlText w:val="o"/>
+      <w:lvlJc w:val="left"/>
+      <w:pPr>
+        <w:tabs>
+          <w:tab w:val="num" w:pos="1440"/>
+        </w:tabs>
+        <w:ind w:left="1440" w:hanging="360"/>
+      </w:pPr>
+      <w:rPr>
+        <w:rFonts w:ascii="Courier New" w:hAnsi="Courier New" w:hint="default"/>
+        <w:sz w:val="20"/>
+      </w:rPr>
+    </w:lvl>
+    <w:lvl w:ilvl="2" w:tentative="1">
+      <w:start w:val="1"/>
+      <w:numFmt w:val="bullet"/>
+      <w:lvlText w:val=""/>
+      <w:lvlJc w:val="left"/>
+      <w:pPr>
+        <w:tabs>
+          <w:tab w:val="num" w:pos="2160"/>
+        </w:tabs>
+        <w:ind w:left="2160" w:hanging="360"/>
+      </w:pPr>
+      <w:rPr>
+        <w:rFonts w:ascii="Wingdings" w:hAnsi="Wingdings" w:hint="default"/>
+        <w:sz w:val="20"/>
+      </w:rPr>
+    </w:lvl>
+    <w:lvl w:ilvl="3" w:tentative="1">
+      <w:start w:val="1"/>
+      <w:numFmt w:val="bullet"/>
+      <w:lvlText w:val=""/>
+      <w:lvlJc w:val="left"/>
+      <w:pPr>
+        <w:tabs>
+          <w:tab w:val="num" w:pos="2880"/>
+        </w:tabs>
+        <w:ind w:left="2880" w:hanging="360"/>
+      </w:pPr>
+      <w:rPr>
+        <w:rFonts w:ascii="Wingdings" w:hAnsi="Wingdings" w:hint="default"/>
+        <w:sz w:val="20"/>
+      </w:rPr>
+    </w:lvl>
+    <w:lvl w:ilvl="4" w:tentative="1">
+      <w:start w:val="1"/>
+      <w:numFmt w:val="bullet"/>
+      <w:lvlText w:val=""/>
+      <w:lvlJc w:val="left"/>
+      <w:pPr>
+        <w:tabs>
+          <w:tab w:val="num" w:pos="3600"/>
+        </w:tabs>
+        <w:ind w:left="3600" w:hanging="360"/>
+      </w:pPr>
+      <w:rPr>
+        <w:rFonts w:ascii="Wingdings" w:hAnsi="Wingdings" w:hint="default"/>
+        <w:sz w:val="20"/>
+      </w:rPr>
+    </w:lvl>
+    <w:lvl w:ilvl="5" w:tentative="1">
+      <w:start w:val="1"/>
+      <w:numFmt w:val="bullet"/>
+      <w:lvlText w:val=""/>
+      <w:lvlJc w:val="left"/>
+      <w:pPr>
+        <w:tabs>
+          <w:tab w:val="num" w:pos="4320"/>
+        </w:tabs>
+        <w:ind w:left="4320" w:hanging="360"/>
+      </w:pPr>
+      <w:rPr>
+        <w:rFonts w:ascii="Wingdings" w:hAnsi="Wingdings" w:hint="default"/>
+        <w:sz w:val="20"/>
+      </w:rPr>
+    </w:lvl>
+    <w:lvl w:ilvl="6" w:tentative="1">
+      <w:start w:val="1"/>
+      <w:numFmt w:val="bullet"/>
+      <w:lvlText w:val=""/>
+      <w:lvlJc w:val="left"/>
+      <w:pPr>
+        <w:tabs>
+          <w:tab w:val="num" w:pos="5040"/>
+        </w:tabs>
+        <w:ind w:left="5040" w:hanging="360"/>
+      </w:pPr>
+      <w:rPr>
+        <w:rFonts w:ascii="Wingdings" w:hAnsi="Wingdings" w:hint="default"/>
+        <w:sz w:val="20"/>
+      </w:rPr>
+    </w:lvl>
+    <w:lvl w:ilvl="7" w:tentative="1">
+      <w:start w:val="1"/>
+      <w:numFmt w:val="bullet"/>
+      <w:lvlText w:val=""/>
+      <w:lvlJc w:val="left"/>
+      <w:pPr>
+        <w:tabs>
+          <w:tab w:val="num" w:pos="5760"/>
+        </w:tabs>
+        <w:ind w:left="5760" w:hanging="360"/>
+      </w:pPr>
+      <w:rPr>
+        <w:rFonts w:ascii="Wingdings" w:hAnsi="Wingdings" w:hint="default"/>
+        <w:sz w:val="20"/>
+      </w:rPr>
+    </w:lvl>
+    <w:lvl w:ilvl="8" w:tentative="1">
+      <w:start w:val="1"/>
+      <w:numFmt w:val="bullet"/>
+      <w:lvlText w:val=""/>
+      <w:lvlJc w:val="left"/>
+      <w:pPr>
+        <w:tabs>
+          <w:tab w:val="num" w:pos="6480"/>
+        </w:tabs>
+        <w:ind w:left="6480" w:hanging="360"/>
+      </w:pPr>
+      <w:rPr>
+        <w:rFonts w:ascii="Wingdings" w:hAnsi="Wingdings" w:hint="default"/>
+        <w:sz w:val="20"/>
+      </w:rPr>
+    </w:lvl>
+  </w:abstractNum>
   <w:num w:numId="1" w16cid:durableId="2016766475">
-    <w:abstractNumId w:val="4"/>
+    <w:abstractNumId w:val="7"/>
   </w:num>
   <w:num w:numId="2" w16cid:durableId="1161845455">
     <w:abstractNumId w:val="0"/>
   </w:num>
   <w:num w:numId="3" w16cid:durableId="1971813245">
-    <w:abstractNumId w:val="7"/>
+    <w:abstractNumId w:val="13"/>
   </w:num>
   <w:num w:numId="4" w16cid:durableId="1489830633">
+    <w:abstractNumId w:val="4"/>
+  </w:num>
+  <w:num w:numId="5" w16cid:durableId="1574197139">
+    <w:abstractNumId w:val="6"/>
+  </w:num>
+  <w:num w:numId="6" w16cid:durableId="1198934375">
+    <w:abstractNumId w:val="8"/>
+  </w:num>
+  <w:num w:numId="7" w16cid:durableId="1434127514">
+    <w:abstractNumId w:val="3"/>
+  </w:num>
+  <w:num w:numId="8" w16cid:durableId="1409425036">
+    <w:abstractNumId w:val="12"/>
+  </w:num>
+  <w:num w:numId="9" w16cid:durableId="547032360">
     <w:abstractNumId w:val="2"/>
   </w:num>
-  <w:num w:numId="5" w16cid:durableId="1574197139">
-    <w:abstractNumId w:val="3"/>
+  <w:num w:numId="10" w16cid:durableId="545600731">
+    <w:abstractNumId w:val="11"/>
   </w:num>
-  <w:num w:numId="6" w16cid:durableId="1198934375">
-    <w:abstractNumId w:val="5"/>
+  <w:num w:numId="11" w16cid:durableId="1165045782">
+    <w:abstractNumId w:val="14"/>
   </w:num>
-  <w:num w:numId="7" w16cid:durableId="1434127514">
+  <w:num w:numId="12" w16cid:durableId="1082489502">
     <w:abstractNumId w:val="1"/>
   </w:num>
-  <w:num w:numId="8" w16cid:durableId="1409425036">
-    <w:abstractNumId w:val="6"/>
+  <w:num w:numId="13" w16cid:durableId="83110">
+    <w:abstractNumId w:val="9"/>
+  </w:num>
+  <w:num w:numId="14" w16cid:durableId="392967539">
+    <w:abstractNumId w:val="10"/>
+  </w:num>
+  <w:num w:numId="15" w16cid:durableId="149373723">
+    <w:abstractNumId w:val="5"/>
   </w:num>
 </w:numbering>
 </file>
